--- a/notes/macro-model-families/index.docx
+++ b/notes/macro-model-families/index.docx
@@ -988,13 +988,13 @@
       </w:r>
     </w:p>
     <w:bookmarkEnd w:id="28"/>
-    <w:bookmarkStart w:id="29" w:name="limits-and-next-steps"/>
+    <w:bookmarkStart w:id="29" w:name="scope-and-next-steps"/>
     <w:p>
       <w:pPr>
         <w:pStyle w:val="Heading2"/>
       </w:pPr>
       <w:r>
-        <w:t xml:space="preserve">Limits and next steps</w:t>
+        <w:t xml:space="preserve">Scope and next steps</w:t>
       </w:r>
     </w:p>
     <w:p>
@@ -1044,7 +1044,7 @@
         <w:t xml:space="preserve"> </w:t>
       </w:r>
       <w:r>
-        <w:t xml:space="preserve">are generated from simulated data built to share the structure of the analysis (its variables, horizons and frequencies). They show how the method works and what its output looks like; they are not the project’s results. Results stated in the text are the project’s own. Methods are described at the level of a methods section. Code and data pipelines are not reproduced here.</w:t>
+        <w:t xml:space="preserve">are generated from simulated data built to share the structure of the analysis (its variables, horizons and frequencies). They show how each method works and what its output looks like. Results stated in the text, and figures that give a source, are the project’s own. Methods are described at the level of a methods section. Code and data pipelines are not reproduced here.</w:t>
       </w:r>
     </w:p>
     <w:bookmarkEnd w:id="30"/>

--- a/notes/macro-model-families/index.docx
+++ b/notes/macro-model-families/index.docx
@@ -1002,7 +1002,23 @@
         <w:pStyle w:val="FirstParagraph"/>
       </w:pPr>
       <w:r>
-        <w:t xml:space="preserve">This is a study of model families, not an estimate of any one economy. The models were solved and compared for qualitative behaviour; none was taken through a full estimation against a national data set here, and the figures are illustrations, not results. The paper base was converted automatically, and a minority of entries could not be retrieved in full, so surveys drawn from it lean on the papers that were. The natural next steps are to calibrate a small open economy projection model to a chosen country, estimate the implied reduced form, and compare forecast performance of the rungs out of sample.</w:t>
+        <w:t xml:space="preserve">The study is built as a ladder of model families, solved and compared for the regularities each can reproduce, so that the choice of model for a forecast, a scenario or a policy question can be made deliberately. Its figures illustrate that qualitative behaviour.</w:t>
+      </w:r>
+    </w:p>
+    <w:p>
+      <w:pPr>
+        <w:pStyle w:val="BodyText"/>
+      </w:pPr>
+      <w:r>
+        <w:t xml:space="preserve">The natural extensions are three. First, calibrating a small open economy projection model to a chosen country. Second, estimating its implied reduced form. Third, comparing the out-of-sample forecast performance of the rungs of the ladder.</w:t>
+      </w:r>
+    </w:p>
+    <w:p>
+      <w:pPr>
+        <w:pStyle w:val="BodyText"/>
+      </w:pPr>
+      <w:r>
+        <w:t xml:space="preserve">The comparison can be discussed on request.</w:t>
       </w:r>
     </w:p>
     <w:bookmarkEnd w:id="29"/>

--- a/notes/macro-model-families/index.docx
+++ b/notes/macro-model-families/index.docx
@@ -15,7 +15,7 @@
         <w:pStyle w:val="Subtitle"/>
       </w:pPr>
       <w:r>
-        <w:t xml:space="preserve">From the three-equation model to DSGE, and what each says about exchange rates</w:t>
+        <w:t xml:space="preserve">From the three-equation model to DSGE, and what each says about exchange-rate overshooting and interest parity</w:t>
       </w:r>
     </w:p>
     <w:p>
